--- a/docs/presentation_script_v3.docx
+++ b/docs/presentation_script_v3.docx
@@ -29,7 +29,7 @@
         <w:pStyle w:val="Heading2"/>
       </w:pPr>
       <w:r>
-        <w:t>1. Salma (Slides 0 - 2) - The Hook</w:t>
+        <w:t>1. Salma (Slides 1 - 2) - The Hook</w:t>
       </w:r>
     </w:p>
     <w:p>
@@ -212,7 +212,7 @@
         <w:pStyle w:val="Heading2"/>
       </w:pPr>
       <w:r>
-        <w:t>10. Salma (Slides 13.8 - 14) - The Architecture Team &amp; Close</w:t>
+        <w:t>10. Salma (Slide 17) - The Architecture Team &amp; Close</w:t>
       </w:r>
     </w:p>
     <w:p>
